--- a/testakten/sozialrecht-elektrorollstuhl-koerner-oldenburg/23_vergleichsangebot_kasse_standardmodell.docx
+++ b/testakten/sozialrecht-elektrorollstuhl-koerner-oldenburg/23_vergleichsangebot_kasse_standardmodell.docx
@@ -40,7 +40,7 @@
           <w:i w:val="0"/>
           <w:sz w:val="22"/>
         </w:rPr>
-        <w:t>Huntestrasse 14, 26135 Oldenburg</w:t>
+        <w:t>Huntestraße 14, 26135 Oldenburg</w:t>
       </w:r>
     </w:p>
     <w:p/>
@@ -52,7 +52,7 @@
           <w:i w:val="0"/>
           <w:sz w:val="22"/>
         </w:rPr>
-        <w:t>Schreiben vom 09.06.2026 an das Sanitaetshaus RehaTechnik Albrecht GmbH, zur Kenntnis an den Versicherten.</w:t>
+        <w:t>Schreiben vom 09.06.2026 an das Sanitätshaus RehaTechnik Albrecht GmbH, zur Kenntnis an den Versicherten.</w:t>
       </w:r>
     </w:p>
     <w:p>
@@ -71,7 +71,7 @@
           <w:i w:val="0"/>
           <w:sz w:val="22"/>
         </w:rPr>
-        <w:t>Die Weser-Ems Gesundheitskasse bietet im Rahmen ihres Vertragssortiments einen Standard-Faltrollstuhl zum Vertragspreis von 740.00 EUR sowie ergaenzend eine Unterarmgehstuetze zum Preis von 38.00 EUR an. Beide Hilfsmittel seien im Hilfsmittelverzeichnis unter Produktgruppe 18 und 22 gelistet und aus Sicht der Kasse ausreichend.</w:t>
+        <w:t>Die Weser-Ems Gesundheitskasse bietet im Rahmen ihres Vertragssortiments einen Standard-Faltrollstuhl zum Vertragspreis von 740.00 EUR sowie ergänzend eine Unterarmgehstütze zum Preis von 38.00 EUR an. Beide Hilfsmittel seien im Hilfsmittelverzeichnis unter Produktgruppe 18 und 22 gelistet und aus Sicht der Kasse ausreichend.</w:t>
       </w:r>
     </w:p>
     <w:p>
@@ -79,7 +79,7 @@
         <w:pStyle w:val="Heading2"/>
       </w:pPr>
       <w:r>
-        <w:t>2. Begruendung der Kasse</w:t>
+        <w:t>2. Begründung der Kasse</w:t>
       </w:r>
     </w:p>
     <w:p>
@@ -90,7 +90,7 @@
           <w:i w:val="0"/>
           <w:sz w:val="22"/>
         </w:rPr>
-        <w:t>Nach der Stellungnahme des Medizinischen Dienstes vom 05.06.2026 bestehe eine Restgehfaehigkeit, die in Verbindung mit einem Rollator und einem Faltrollstuhl fuer Begleitwege ausreiche. Die Kasse verweist auf das Wirtschaftlichkeitsgebot nach Paragraf 12 SGB V.</w:t>
+        <w:t>Nach der Stellungnahme des Medizinischen Dienstes vom 05.06.2026 bestehe eine Restgehfähigkeit, die in Verbindung mit einem Rollator und einem Faltrollstuhl für Begleitwege ausreiche. Die Kasse verweist auf das Wirtschaftlichkeitsgebot nach Paragraf 12 SGB V.</w:t>
       </w:r>
     </w:p>
     <w:p>
@@ -109,28 +109,104 @@
           <w:i w:val="0"/>
           <w:sz w:val="22"/>
         </w:rPr>
-        <w:t>Mit Schreiben vom 16.06.2026 weist die Kanzlei darauf hin, dass der Faltrollstuhl nach dem privaten Reha-Gutachten vom Versicherten nicht selbststaendig angetrieben werden kann und daher keine gleich geeignete Alternative darstellt. Das Vergleichsangebot wird ausdruecklich nicht angenommen.</w:t>
-      </w:r>
-    </w:p>
-    <w:p>
-      <w:r>
-        <w:rPr>
-          <w:rFonts w:ascii="Times New Roman" w:hAnsi="Times New Roman"/>
-          <w:b w:val="0"/>
-          <w:i w:val="0"/>
-          <w:sz w:val="22"/>
-        </w:rPr>
-        <w:t>Formathinweis: Dieses Aktenstück wird in Times New Roman, 11 pt, mit ausschließlich dezimaler Gliederung ausgegeben.</w:t>
+        <w:t>Mit Schreiben vom 16.06.2026 weist die Kanzlei darauf hin, dass der Faltrollstuhl nach dem privaten Reha-Gutachten vom Versicherten nicht selbstständig angetrieben werden kann und daher keine gleich geeignete Alternative darstellt. Das Vergleichsangebot wird ausdrücklich nicht angenommen.</w:t>
       </w:r>
     </w:p>
     <w:sectPr>
-      <w:pgSz w:w="12240" w:h="15840"/>
-      <w:pgMar w:top="1440" w:right="1800" w:bottom="1440" w:left="1800" w:header="720" w:footer="720" w:gutter="0"/>
+      <w:headerReference w:type="default" r:id="rId9"/>
+      <w:footerReference w:type="default" r:id="rId10"/>
+      <w:pgSz w:w="11906" w:h="16838"/>
+      <w:pgMar w:top="1440" w:right="1800" w:bottom="1440" w:left="1800" w:header="680" w:footer="567" w:gutter="0"/>
       <w:cols w:space="720"/>
       <w:docGrid w:linePitch="360"/>
     </w:sectPr>
   </w:body>
 </w:document>
+</file>
+
+<file path=word/footer1.xml><?xml version="1.0" encoding="utf-8"?>
+<w:ftr xmlns:m="http://schemas.openxmlformats.org/officeDocument/2006/math" xmlns:mc="http://schemas.openxmlformats.org/markup-compatibility/2006" xmlns:mo="http://schemas.microsoft.com/office/mac/office/2008/main" xmlns:mv="urn:schemas-microsoft-com:mac:vml" xmlns:o="urn:schemas-microsoft-com:office:office" xmlns:r="http://schemas.openxmlformats.org/officeDocument/2006/relationships" xmlns:v="urn:schemas-microsoft-com:vml" xmlns:w10="urn:schemas-microsoft-com:office:word" xmlns:w14="http://schemas.microsoft.com/office/word/2010/wordml" xmlns:w="http://schemas.openxmlformats.org/wordprocessingml/2006/main" xmlns:wne="http://schemas.microsoft.com/office/word/2006/wordml" xmlns:wp14="http://schemas.microsoft.com/office/word/2010/wordprocessingDrawing" xmlns:wp="http://schemas.openxmlformats.org/drawingml/2006/wordprocessingDrawing" xmlns:wpc="http://schemas.microsoft.com/office/word/2010/wordprocessingCanvas" xmlns:wpg="http://schemas.microsoft.com/office/word/2010/wordprocessingGroup" xmlns:wpi="http://schemas.microsoft.com/office/word/2010/wordprocessingInk" xmlns:wps="http://schemas.microsoft.com/office/word/2010/wordprocessingShape" mc:Ignorable="w14 wp14">
+  <w:p>
+    <w:pPr>
+      <w:pStyle w:val="Footer"/>
+      <w:tabs>
+        <w:tab w:pos="9071" w:val="right"/>
+      </w:tabs>
+      <w:jc w:val="left"/>
+    </w:pPr>
+    <w:r>
+      <w:rPr>
+        <w:rFonts w:ascii="Times New Roman" w:hAnsi="Times New Roman"/>
+        <w:color w:val="6B6B66"/>
+        <w:sz w:val="16"/>
+      </w:rPr>
+    </w:r>
+    <w:r>
+      <w:rPr>
+        <w:rFonts w:ascii="Times New Roman" w:hAnsi="Times New Roman"/>
+        <w:color w:val="6B6B66"/>
+        <w:sz w:val="16"/>
+      </w:rPr>
+      <w:t>Sanitätshaus RehaTechnik Albrecht GmbH</w:t>
+    </w:r>
+    <w:r>
+      <w:rPr>
+        <w:rFonts w:ascii="Times New Roman" w:hAnsi="Times New Roman"/>
+        <w:color w:val="6B6B66"/>
+        <w:sz w:val="16"/>
+      </w:rPr>
+      <w:tab/>
+      <w:t xml:space="preserve">Seite </w:t>
+    </w:r>
+    <w:r>
+      <w:rPr>
+        <w:rFonts w:ascii="Times New Roman" w:hAnsi="Times New Roman"/>
+        <w:color w:val="6B6B66"/>
+        <w:sz w:val="16"/>
+      </w:rPr>
+      <w:fldChar w:fldCharType="begin"/>
+      <w:instrText xml:space="preserve"> PAGE </w:instrText>
+      <w:fldChar w:fldCharType="end"/>
+    </w:r>
+  </w:p>
+</w:ftr>
+</file>
+
+<file path=word/header1.xml><?xml version="1.0" encoding="utf-8"?>
+<w:hdr xmlns:m="http://schemas.openxmlformats.org/officeDocument/2006/math" xmlns:mc="http://schemas.openxmlformats.org/markup-compatibility/2006" xmlns:mo="http://schemas.microsoft.com/office/mac/office/2008/main" xmlns:mv="urn:schemas-microsoft-com:mac:vml" xmlns:o="urn:schemas-microsoft-com:office:office" xmlns:r="http://schemas.openxmlformats.org/officeDocument/2006/relationships" xmlns:v="urn:schemas-microsoft-com:vml" xmlns:w10="urn:schemas-microsoft-com:office:word" xmlns:w14="http://schemas.microsoft.com/office/word/2010/wordml" xmlns:w="http://schemas.openxmlformats.org/wordprocessingml/2006/main" xmlns:wne="http://schemas.microsoft.com/office/word/2006/wordml" xmlns:wp14="http://schemas.microsoft.com/office/word/2010/wordprocessingDrawing" xmlns:wp="http://schemas.openxmlformats.org/drawingml/2006/wordprocessingDrawing" xmlns:wpc="http://schemas.microsoft.com/office/word/2010/wordprocessingCanvas" xmlns:wpg="http://schemas.microsoft.com/office/word/2010/wordprocessingGroup" xmlns:wpi="http://schemas.microsoft.com/office/word/2010/wordprocessingInk" xmlns:wps="http://schemas.microsoft.com/office/word/2010/wordprocessingShape" mc:Ignorable="w14 wp14">
+  <w:p>
+    <w:pPr>
+      <w:pStyle w:val="Header"/>
+      <w:jc w:val="left"/>
+    </w:pPr>
+    <w:r/>
+    <w:r>
+      <w:rPr>
+        <w:rFonts w:ascii="Times New Roman" w:hAnsi="Times New Roman"/>
+        <w:b/>
+        <w:color w:val="11555F"/>
+        <w:sz w:val="24"/>
+      </w:rPr>
+      <w:t>Sanitätshaus RehaTechnik Albrecht GmbH</w:t>
+    </w:r>
+  </w:p>
+  <w:p>
+    <w:pPr>
+      <w:jc w:val="left"/>
+      <w:pBdr>
+        <w:bottom w:val="single" w:sz="6" w:space="2" w:color="11555F"/>
+      </w:pBdr>
+    </w:pPr>
+    <w:r>
+      <w:rPr>
+        <w:rFonts w:ascii="Times New Roman" w:hAnsi="Times New Roman"/>
+        <w:color w:val="6B6B66"/>
+        <w:sz w:val="16"/>
+      </w:rPr>
+      <w:t>zur Kenntnis an den Versicherten.</w:t>
+    </w:r>
+  </w:p>
+</w:hdr>
 </file>
 
 <file path=word/numbering.xml><?xml version="1.0" encoding="utf-8"?>
